--- a/GruzoMaster/bin/Debug/Образцы/ДоговорНаОказаниеТранспортныхУслуг.docx
+++ b/GruzoMaster/bin/Debug/Образцы/ДоговорНаОказаниеТранспортныхУслуг.docx
@@ -131,16 +131,46 @@
           <w:b/>
           <w:sz w:val="22"/>
           <w:szCs w:val="22"/>
-        </w:rPr>
-      </w:pPr>
-      <w:r>
-        <w:rPr>
-          <w:rFonts w:ascii="Times New Roman" w:hAnsi="Times New Roman" w:cs="Times New Roman"/>
-          <w:b/>
-          <w:sz w:val="22"/>
-          <w:szCs w:val="22"/>
-        </w:rPr>
-        <w:t xml:space="preserve">г. Минск                                                                              </w:t>
+          <w:lang w:val="en-US"/>
+        </w:rPr>
+      </w:pPr>
+      <w:r>
+        <w:rPr>
+          <w:rFonts w:ascii="Times New Roman" w:hAnsi="Times New Roman" w:cs="Times New Roman"/>
+          <w:b/>
+          <w:sz w:val="22"/>
+          <w:szCs w:val="22"/>
+        </w:rPr>
+        <w:t>г</w:t>
+      </w:r>
+      <w:r>
+        <w:rPr>
+          <w:rFonts w:ascii="Times New Roman" w:hAnsi="Times New Roman" w:cs="Times New Roman"/>
+          <w:b/>
+          <w:sz w:val="22"/>
+          <w:szCs w:val="22"/>
+          <w:lang w:val="en-US"/>
+        </w:rPr>
+        <w:t xml:space="preserve">. </w:t>
+      </w:r>
+      <w:r>
+        <w:rPr>
+          <w:rFonts w:ascii="Times New Roman" w:hAnsi="Times New Roman" w:cs="Times New Roman"/>
+          <w:b/>
+          <w:sz w:val="22"/>
+          <w:szCs w:val="22"/>
+        </w:rPr>
+        <w:t>Минск</w:t>
+      </w:r>
+      <w:r>
+        <w:rPr>
+          <w:rFonts w:ascii="Times New Roman" w:hAnsi="Times New Roman" w:cs="Times New Roman"/>
+          <w:b/>
+          <w:sz w:val="22"/>
+          <w:szCs w:val="22"/>
+          <w:lang w:val="en-US"/>
+        </w:rPr>
+        <w:t xml:space="preserve">                                                                              </w:t>
       </w:r>
       <w:proofErr w:type="gramStart"/>
       <w:r>
@@ -149,6 +179,7 @@
           <w:b/>
           <w:sz w:val="22"/>
           <w:szCs w:val="22"/>
+          <w:lang w:val="en-US"/>
         </w:rPr>
         <w:t xml:space="preserve">   «</w:t>
       </w:r>
@@ -159,8 +190,214 @@
           <w:b/>
           <w:sz w:val="22"/>
           <w:szCs w:val="22"/>
-        </w:rPr>
-        <w:t>___»_____________   20___ г.</w:t>
+          <w:lang w:val="en-US"/>
+        </w:rPr>
+        <w:t>{{</w:t>
+      </w:r>
+      <w:proofErr w:type="spellStart"/>
+      <w:r>
+        <w:rPr>
+          <w:rFonts w:ascii="Times New Roman" w:hAnsi="Times New Roman" w:cs="Times New Roman"/>
+          <w:b/>
+          <w:sz w:val="22"/>
+          <w:szCs w:val="22"/>
+          <w:lang w:val="en-US"/>
+        </w:rPr>
+        <w:t>date</w:t>
+      </w:r>
+      <w:r>
+        <w:rPr>
+          <w:rFonts w:ascii="Times New Roman" w:hAnsi="Times New Roman" w:cs="Times New Roman"/>
+          <w:b/>
+          <w:sz w:val="22"/>
+          <w:szCs w:val="22"/>
+          <w:lang w:val="en-US"/>
+        </w:rPr>
+        <w:t>_</w:t>
+      </w:r>
+      <w:r>
+        <w:rPr>
+          <w:rFonts w:ascii="Times New Roman" w:hAnsi="Times New Roman" w:cs="Times New Roman"/>
+          <w:b/>
+          <w:sz w:val="22"/>
+          <w:szCs w:val="22"/>
+          <w:lang w:val="en-US"/>
+        </w:rPr>
+        <w:t>day</w:t>
+      </w:r>
+      <w:proofErr w:type="spellEnd"/>
+      <w:r>
+        <w:rPr>
+          <w:rFonts w:ascii="Times New Roman" w:hAnsi="Times New Roman" w:cs="Times New Roman"/>
+          <w:b/>
+          <w:sz w:val="22"/>
+          <w:szCs w:val="22"/>
+          <w:lang w:val="en-US"/>
+        </w:rPr>
+        <w:t>}}</w:t>
+      </w:r>
+      <w:r>
+        <w:rPr>
+          <w:rFonts w:ascii="Times New Roman" w:hAnsi="Times New Roman" w:cs="Times New Roman"/>
+          <w:b/>
+          <w:sz w:val="22"/>
+          <w:szCs w:val="22"/>
+          <w:lang w:val="en-US"/>
+        </w:rPr>
+        <w:t>»</w:t>
+      </w:r>
+      <w:r>
+        <w:rPr>
+          <w:rFonts w:ascii="Times New Roman" w:hAnsi="Times New Roman" w:cs="Times New Roman"/>
+          <w:b/>
+          <w:sz w:val="22"/>
+          <w:szCs w:val="22"/>
+          <w:lang w:val="en-US"/>
+        </w:rPr>
+        <w:t xml:space="preserve"> </w:t>
+      </w:r>
+      <w:r>
+        <w:rPr>
+          <w:rFonts w:ascii="Times New Roman" w:hAnsi="Times New Roman" w:cs="Times New Roman"/>
+          <w:b/>
+          <w:sz w:val="22"/>
+          <w:szCs w:val="22"/>
+          <w:lang w:val="en-US"/>
+        </w:rPr>
+        <w:t>{{</w:t>
+      </w:r>
+      <w:proofErr w:type="spellStart"/>
+      <w:r>
+        <w:rPr>
+          <w:rFonts w:ascii="Times New Roman" w:hAnsi="Times New Roman" w:cs="Times New Roman"/>
+          <w:b/>
+          <w:sz w:val="22"/>
+          <w:szCs w:val="22"/>
+          <w:lang w:val="en-US"/>
+        </w:rPr>
+        <w:t>date</w:t>
+      </w:r>
+      <w:r>
+        <w:rPr>
+          <w:rFonts w:ascii="Times New Roman" w:hAnsi="Times New Roman" w:cs="Times New Roman"/>
+          <w:b/>
+          <w:sz w:val="22"/>
+          <w:szCs w:val="22"/>
+          <w:lang w:val="en-US"/>
+        </w:rPr>
+        <w:t>_</w:t>
+      </w:r>
+      <w:r>
+        <w:rPr>
+          <w:rFonts w:ascii="Times New Roman" w:hAnsi="Times New Roman" w:cs="Times New Roman"/>
+          <w:b/>
+          <w:sz w:val="22"/>
+          <w:szCs w:val="22"/>
+          <w:lang w:val="en-US"/>
+        </w:rPr>
+        <w:t>month</w:t>
+      </w:r>
+      <w:proofErr w:type="spellEnd"/>
+      <w:r>
+        <w:rPr>
+          <w:rFonts w:ascii="Times New Roman" w:hAnsi="Times New Roman" w:cs="Times New Roman"/>
+          <w:b/>
+          <w:sz w:val="22"/>
+          <w:szCs w:val="22"/>
+          <w:lang w:val="en-US"/>
+        </w:rPr>
+        <w:t>}}</w:t>
+      </w:r>
+      <w:r>
+        <w:rPr>
+          <w:rFonts w:ascii="Times New Roman" w:hAnsi="Times New Roman" w:cs="Times New Roman"/>
+          <w:b/>
+          <w:sz w:val="22"/>
+          <w:szCs w:val="22"/>
+          <w:lang w:val="en-US"/>
+        </w:rPr>
+        <w:t xml:space="preserve"> </w:t>
+      </w:r>
+      <w:r>
+        <w:rPr>
+          <w:rFonts w:ascii="Times New Roman" w:hAnsi="Times New Roman" w:cs="Times New Roman"/>
+          <w:b/>
+          <w:sz w:val="22"/>
+          <w:szCs w:val="22"/>
+          <w:lang w:val="en-US"/>
+        </w:rPr>
+        <w:t>{{</w:t>
+      </w:r>
+      <w:proofErr w:type="spellStart"/>
+      <w:r>
+        <w:rPr>
+          <w:rFonts w:ascii="Times New Roman" w:hAnsi="Times New Roman" w:cs="Times New Roman"/>
+          <w:b/>
+          <w:sz w:val="22"/>
+          <w:szCs w:val="22"/>
+          <w:lang w:val="en-US"/>
+        </w:rPr>
+        <w:t>date</w:t>
+      </w:r>
+      <w:r>
+        <w:rPr>
+          <w:rFonts w:ascii="Times New Roman" w:hAnsi="Times New Roman" w:cs="Times New Roman"/>
+          <w:b/>
+          <w:sz w:val="22"/>
+          <w:szCs w:val="22"/>
+          <w:lang w:val="en-US"/>
+        </w:rPr>
+        <w:t>_</w:t>
+      </w:r>
+      <w:r>
+        <w:rPr>
+          <w:rFonts w:ascii="Times New Roman" w:hAnsi="Times New Roman" w:cs="Times New Roman"/>
+          <w:b/>
+          <w:sz w:val="22"/>
+          <w:szCs w:val="22"/>
+          <w:lang w:val="en-US"/>
+        </w:rPr>
+        <w:t>year</w:t>
+      </w:r>
+      <w:proofErr w:type="spellEnd"/>
+      <w:r>
+        <w:rPr>
+          <w:rFonts w:ascii="Times New Roman" w:hAnsi="Times New Roman" w:cs="Times New Roman"/>
+          <w:b/>
+          <w:sz w:val="22"/>
+          <w:szCs w:val="22"/>
+          <w:lang w:val="en-US"/>
+        </w:rPr>
+        <w:t>}}</w:t>
+      </w:r>
+      <w:r>
+        <w:rPr>
+          <w:rFonts w:ascii="Times New Roman" w:hAnsi="Times New Roman" w:cs="Times New Roman"/>
+          <w:b/>
+          <w:sz w:val="22"/>
+          <w:szCs w:val="22"/>
+          <w:lang w:val="en-US"/>
+        </w:rPr>
+        <w:t xml:space="preserve"> </w:t>
+      </w:r>
+      <w:r>
+        <w:rPr>
+          <w:rFonts w:ascii="Times New Roman" w:hAnsi="Times New Roman" w:cs="Times New Roman"/>
+          <w:b/>
+          <w:sz w:val="22"/>
+          <w:szCs w:val="22"/>
+        </w:rPr>
+        <w:t>г</w:t>
+      </w:r>
+      <w:r>
+        <w:rPr>
+          <w:rFonts w:ascii="Times New Roman" w:hAnsi="Times New Roman" w:cs="Times New Roman"/>
+          <w:b/>
+          <w:sz w:val="22"/>
+          <w:szCs w:val="22"/>
+          <w:lang w:val="en-US"/>
+        </w:rPr>
+        <w:t>.</w:t>
       </w:r>
     </w:p>
     <w:p>
@@ -176,13 +413,15 @@
           <w:rFonts w:ascii="Times New Roman" w:hAnsi="Times New Roman" w:cs="Times New Roman"/>
           <w:sz w:val="22"/>
           <w:szCs w:val="22"/>
-        </w:rPr>
-      </w:pPr>
-      <w:r>
-        <w:rPr>
-          <w:rFonts w:ascii="Times New Roman" w:hAnsi="Times New Roman" w:cs="Times New Roman"/>
-          <w:sz w:val="22"/>
-          <w:szCs w:val="22"/>
+          <w:lang w:val="en-US"/>
+        </w:rPr>
+      </w:pPr>
+      <w:r>
+        <w:rPr>
+          <w:rFonts w:ascii="Times New Roman" w:hAnsi="Times New Roman" w:cs="Times New Roman"/>
+          <w:sz w:val="22"/>
+          <w:szCs w:val="22"/>
+          <w:lang w:val="en-US"/>
         </w:rPr>
         <w:t xml:space="preserve">    </w:t>
       </w:r>
@@ -201,8 +440,18 @@
           <w:b/>
           <w:sz w:val="22"/>
           <w:szCs w:val="22"/>
-        </w:rPr>
-        <w:t xml:space="preserve">      Общество с ограниченной ответственностью </w:t>
+          <w:lang w:val="en-US"/>
+        </w:rPr>
+        <w:t xml:space="preserve">      </w:t>
+      </w:r>
+      <w:r>
+        <w:rPr>
+          <w:rFonts w:ascii="Times New Roman" w:hAnsi="Times New Roman" w:cs="Times New Roman"/>
+          <w:b/>
+          <w:sz w:val="22"/>
+          <w:szCs w:val="22"/>
+        </w:rPr>
+        <w:t xml:space="preserve">Общество с ограниченной ответственностью </w:t>
       </w:r>
       <w:r>
         <w:rPr>
@@ -462,23 +711,87 @@
           <w:sz w:val="22"/>
           <w:szCs w:val="22"/>
         </w:rPr>
-        <w:t>, в лице ___________________, действующего на основании ____</w:t>
-      </w:r>
-      <w:r>
-        <w:rPr>
-          <w:rFonts w:ascii="Times New Roman" w:hAnsi="Times New Roman" w:cs="Times New Roman"/>
-          <w:sz w:val="22"/>
-          <w:szCs w:val="22"/>
-        </w:rPr>
-        <w:t>__</w:t>
-      </w:r>
-      <w:r>
-        <w:rPr>
-          <w:rFonts w:ascii="Times New Roman" w:hAnsi="Times New Roman" w:cs="Times New Roman"/>
-          <w:sz w:val="22"/>
-          <w:szCs w:val="22"/>
-        </w:rPr>
-        <w:t>_______ с другой стороны,</w:t>
+        <w:t xml:space="preserve">, в лице </w:t>
+      </w:r>
+      <w:r>
+        <w:rPr>
+          <w:rFonts w:ascii="Times New Roman" w:hAnsi="Times New Roman" w:cs="Times New Roman"/>
+          <w:sz w:val="22"/>
+          <w:szCs w:val="22"/>
+        </w:rPr>
+        <w:t>экспедитора</w:t>
+      </w:r>
+      <w:r>
+        <w:rPr>
+          <w:rFonts w:ascii="Times New Roman" w:hAnsi="Times New Roman" w:cs="Times New Roman"/>
+          <w:sz w:val="22"/>
+          <w:szCs w:val="22"/>
+        </w:rPr>
+        <w:t xml:space="preserve">, действующего на основании </w:t>
+      </w:r>
+      <w:r>
+        <w:rPr>
+          <w:rFonts w:ascii="Times New Roman" w:hAnsi="Times New Roman" w:cs="Times New Roman"/>
+          <w:sz w:val="22"/>
+          <w:szCs w:val="22"/>
+        </w:rPr>
+        <w:t>Доверенности б</w:t>
+      </w:r>
+      <w:r>
+        <w:rPr>
+          <w:rFonts w:ascii="Times New Roman" w:hAnsi="Times New Roman" w:cs="Times New Roman"/>
+          <w:sz w:val="22"/>
+          <w:szCs w:val="22"/>
+        </w:rPr>
+        <w:t>/</w:t>
+      </w:r>
+      <w:r>
+        <w:rPr>
+          <w:rFonts w:ascii="Times New Roman" w:hAnsi="Times New Roman" w:cs="Times New Roman"/>
+          <w:sz w:val="22"/>
+          <w:szCs w:val="22"/>
+        </w:rPr>
+        <w:t>н от</w:t>
+      </w:r>
+      <w:r>
+        <w:rPr>
+          <w:rFonts w:ascii="Times New Roman" w:hAnsi="Times New Roman" w:cs="Times New Roman"/>
+          <w:sz w:val="22"/>
+          <w:szCs w:val="22"/>
+        </w:rPr>
+        <w:t xml:space="preserve"> </w:t>
+      </w:r>
+      <w:r>
+        <w:rPr>
+          <w:rFonts w:ascii="Times New Roman" w:hAnsi="Times New Roman" w:cs="Times New Roman"/>
+          <w:sz w:val="22"/>
+          <w:szCs w:val="22"/>
+        </w:rPr>
+        <w:t>26.05.202</w:t>
+      </w:r>
+      <w:r>
+        <w:rPr>
+          <w:rFonts w:ascii="Times New Roman" w:hAnsi="Times New Roman" w:cs="Times New Roman"/>
+          <w:sz w:val="22"/>
+          <w:szCs w:val="22"/>
+        </w:rPr>
+        <w:t>5</w:t>
+      </w:r>
+      <w:r>
+        <w:rPr>
+          <w:rFonts w:ascii="Times New Roman" w:hAnsi="Times New Roman" w:cs="Times New Roman"/>
+          <w:sz w:val="22"/>
+          <w:szCs w:val="22"/>
+        </w:rPr>
+        <w:t xml:space="preserve"> </w:t>
+      </w:r>
+      <w:r>
+        <w:rPr>
+          <w:rFonts w:ascii="Times New Roman" w:hAnsi="Times New Roman" w:cs="Times New Roman"/>
+          <w:sz w:val="22"/>
+          <w:szCs w:val="22"/>
+        </w:rPr>
+        <w:t>с другой стороны,</w:t>
       </w:r>
       <w:r>
         <w:rPr>
@@ -2729,8 +3042,8 @@
           <w:b/>
         </w:rPr>
         <w:sectPr>
-          <w:headerReference w:type="default" r:id="rId4"/>
-          <w:footerReference w:type="default" r:id="rId5"/>
+          <w:headerReference w:type="default" r:id="rId6"/>
+          <w:footerReference w:type="default" r:id="rId7"/>
           <w:pgSz w:w="11909" w:h="16834"/>
           <w:pgMar w:top="905" w:right="569" w:bottom="360" w:left="1418" w:header="142" w:footer="0" w:gutter="0"/>
           <w:cols w:space="60"/>
@@ -3159,7 +3472,7 @@
         </w:rPr>
         <w:t xml:space="preserve">: </w:t>
       </w:r>
-      <w:hyperlink r:id="rId6" w:history="1">
+      <w:hyperlink r:id="rId8" w:history="1">
         <w:r>
           <w:rPr>
             <w:rStyle w:val="a7"/>
@@ -3272,13 +3585,25 @@
           <w:u w:val="single"/>
         </w:rPr>
       </w:pPr>
-      <w:r>
+    </w:p>
+    <w:p>
+      <w:pPr>
         <w:rPr>
           <w:rFonts w:ascii="Times New Roman" w:hAnsi="Times New Roman" w:cs="Times New Roman"/>
           <w:b/>
           <w:sz w:val="24"/>
           <w:szCs w:val="24"/>
           <w:u w:val="single"/>
+          <w:lang w:val="en-US"/>
+        </w:rPr>
+      </w:pPr>
+      <w:r>
+        <w:rPr>
+          <w:rFonts w:ascii="Times New Roman" w:hAnsi="Times New Roman" w:cs="Times New Roman"/>
+          <w:b/>
+          <w:sz w:val="24"/>
+          <w:szCs w:val="24"/>
+          <w:u w:val="single"/>
         </w:rPr>
         <w:t>Заказчик</w:t>
       </w:r>
@@ -3289,6 +3614,7 @@
           <w:sz w:val="24"/>
           <w:szCs w:val="24"/>
           <w:u w:val="single"/>
+          <w:lang w:val="en-US"/>
         </w:rPr>
         <w:t>:</w:t>
       </w:r>
@@ -3298,30 +3624,60 @@
         <w:rPr>
           <w:rFonts w:ascii="Times New Roman" w:hAnsi="Times New Roman" w:cs="Times New Roman"/>
           <w:b/>
-        </w:rPr>
-      </w:pPr>
-    </w:p>
-    <w:p>
-      <w:pPr>
-        <w:rPr>
-          <w:rFonts w:ascii="Times New Roman" w:hAnsi="Times New Roman" w:cs="Times New Roman"/>
-          <w:b/>
-        </w:rPr>
-      </w:pPr>
-      <w:r>
-        <w:rPr>
-          <w:rFonts w:ascii="Times New Roman" w:hAnsi="Times New Roman" w:cs="Times New Roman"/>
-          <w:b/>
-        </w:rPr>
-        <w:t>___________________________________</w:t>
-      </w:r>
-    </w:p>
-    <w:p>
-      <w:pPr>
-        <w:rPr>
-          <w:rFonts w:ascii="Times New Roman" w:hAnsi="Times New Roman" w:cs="Times New Roman"/>
-          <w:sz w:val="22"/>
-          <w:szCs w:val="22"/>
+          <w:lang w:val="en-US"/>
+        </w:rPr>
+      </w:pPr>
+    </w:p>
+    <w:p>
+      <w:pPr>
+        <w:rPr>
+          <w:rFonts w:ascii="Times New Roman" w:hAnsi="Times New Roman" w:cs="Times New Roman"/>
+          <w:b/>
+          <w:sz w:val="22"/>
+          <w:szCs w:val="22"/>
+          <w:lang w:val="en-US"/>
+        </w:rPr>
+      </w:pPr>
+      <w:r>
+        <w:rPr>
+          <w:rFonts w:ascii="Times New Roman" w:hAnsi="Times New Roman" w:cs="Times New Roman"/>
+          <w:b/>
+          <w:sz w:val="22"/>
+          <w:szCs w:val="22"/>
+          <w:lang w:val="en-US"/>
+        </w:rPr>
+        <w:t>{{</w:t>
+      </w:r>
+      <w:proofErr w:type="spellStart"/>
+      <w:r>
+        <w:rPr>
+          <w:rFonts w:ascii="Times New Roman" w:hAnsi="Times New Roman" w:cs="Times New Roman"/>
+          <w:b/>
+          <w:sz w:val="22"/>
+          <w:szCs w:val="22"/>
+          <w:lang w:val="en-US"/>
+        </w:rPr>
+        <w:t>forwarder_name</w:t>
+      </w:r>
+      <w:proofErr w:type="spellEnd"/>
+      <w:r>
+        <w:rPr>
+          <w:rFonts w:ascii="Times New Roman" w:hAnsi="Times New Roman" w:cs="Times New Roman"/>
+          <w:b/>
+          <w:sz w:val="22"/>
+          <w:szCs w:val="22"/>
+          <w:lang w:val="en-US"/>
+        </w:rPr>
+        <w:t>}}</w:t>
+      </w:r>
+    </w:p>
+    <w:p>
+      <w:pPr>
+        <w:rPr>
+          <w:rFonts w:ascii="Times New Roman" w:hAnsi="Times New Roman" w:cs="Times New Roman"/>
+          <w:sz w:val="22"/>
+          <w:szCs w:val="22"/>
+          <w:lang w:val="en-US"/>
         </w:rPr>
       </w:pPr>
       <w:r>
@@ -3331,15 +3687,24 @@
           <w:szCs w:val="22"/>
           <w:u w:val="single"/>
         </w:rPr>
-        <w:t xml:space="preserve">Юридический </w:t>
-      </w:r>
-      <w:proofErr w:type="gramStart"/>
+        <w:t>Юридический</w:t>
+      </w:r>
       <w:r>
         <w:rPr>
           <w:rFonts w:ascii="Times New Roman" w:hAnsi="Times New Roman" w:cs="Times New Roman"/>
           <w:sz w:val="22"/>
           <w:szCs w:val="22"/>
           <w:u w:val="single"/>
+          <w:lang w:val="en-US"/>
+        </w:rPr>
+        <w:t xml:space="preserve"> </w:t>
+      </w:r>
+      <w:r>
+        <w:rPr>
+          <w:rFonts w:ascii="Times New Roman" w:hAnsi="Times New Roman" w:cs="Times New Roman"/>
+          <w:sz w:val="22"/>
+          <w:szCs w:val="22"/>
+          <w:u w:val="single"/>
         </w:rPr>
         <w:t>адрес</w:t>
       </w:r>
@@ -3348,17 +3713,56 @@
           <w:rFonts w:ascii="Times New Roman" w:hAnsi="Times New Roman" w:cs="Times New Roman"/>
           <w:sz w:val="22"/>
           <w:szCs w:val="22"/>
-        </w:rPr>
-        <w:t>:_</w:t>
-      </w:r>
-      <w:proofErr w:type="gramEnd"/>
-      <w:r>
-        <w:rPr>
-          <w:rFonts w:ascii="Times New Roman" w:hAnsi="Times New Roman" w:cs="Times New Roman"/>
-          <w:sz w:val="22"/>
-          <w:szCs w:val="22"/>
-        </w:rPr>
-        <w:t>________________</w:t>
+          <w:lang w:val="en-US"/>
+        </w:rPr>
+        <w:t>:</w:t>
+      </w:r>
+      <w:r>
+        <w:rPr>
+          <w:rFonts w:ascii="Times New Roman" w:hAnsi="Times New Roman" w:cs="Times New Roman"/>
+          <w:sz w:val="22"/>
+          <w:szCs w:val="22"/>
+          <w:lang w:val="en-US"/>
+        </w:rPr>
+        <w:t xml:space="preserve"> {{</w:t>
+      </w:r>
+      <w:proofErr w:type="spellStart"/>
+      <w:r>
+        <w:rPr>
+          <w:rFonts w:ascii="Times New Roman" w:hAnsi="Times New Roman" w:cs="Times New Roman"/>
+          <w:sz w:val="22"/>
+          <w:szCs w:val="22"/>
+          <w:lang w:val="en-US"/>
+        </w:rPr>
+        <w:t>forwarder</w:t>
+      </w:r>
+      <w:r>
+        <w:rPr>
+          <w:rFonts w:ascii="Times New Roman" w:hAnsi="Times New Roman" w:cs="Times New Roman"/>
+          <w:sz w:val="22"/>
+          <w:szCs w:val="22"/>
+          <w:lang w:val="en-US"/>
+        </w:rPr>
+        <w:t>_</w:t>
+      </w:r>
+      <w:r>
+        <w:rPr>
+          <w:rFonts w:ascii="Times New Roman" w:hAnsi="Times New Roman" w:cs="Times New Roman"/>
+          <w:sz w:val="22"/>
+          <w:szCs w:val="22"/>
+          <w:lang w:val="en-US"/>
+        </w:rPr>
+        <w:t>adress</w:t>
+      </w:r>
+      <w:proofErr w:type="spellEnd"/>
+      <w:r>
+        <w:rPr>
+          <w:rFonts w:ascii="Times New Roman" w:hAnsi="Times New Roman" w:cs="Times New Roman"/>
+          <w:sz w:val="22"/>
+          <w:szCs w:val="22"/>
+          <w:lang w:val="en-US"/>
+        </w:rPr>
+        <w:t>}}</w:t>
       </w:r>
     </w:p>
     <w:p>
@@ -3377,25 +3781,6 @@
           <w:szCs w:val="22"/>
           <w:u w:val="single"/>
         </w:rPr>
-        <w:t>___________________________________</w:t>
-      </w:r>
-    </w:p>
-    <w:p>
-      <w:pPr>
-        <w:rPr>
-          <w:rFonts w:ascii="Times New Roman" w:hAnsi="Times New Roman" w:cs="Times New Roman"/>
-          <w:sz w:val="22"/>
-          <w:szCs w:val="22"/>
-          <w:u w:val="single"/>
-        </w:rPr>
-      </w:pPr>
-      <w:r>
-        <w:rPr>
-          <w:rFonts w:ascii="Times New Roman" w:hAnsi="Times New Roman" w:cs="Times New Roman"/>
-          <w:sz w:val="22"/>
-          <w:szCs w:val="22"/>
-          <w:u w:val="single"/>
-        </w:rPr>
         <w:t>Банковские реквизиты:</w:t>
       </w:r>
     </w:p>
@@ -3413,66 +3798,197 @@
           <w:sz w:val="22"/>
           <w:szCs w:val="22"/>
         </w:rPr>
-        <w:t>Р/с   _______________________________</w:t>
-      </w:r>
-    </w:p>
-    <w:p>
-      <w:pPr>
-        <w:rPr>
-          <w:rFonts w:ascii="Times New Roman" w:hAnsi="Times New Roman" w:cs="Times New Roman"/>
-          <w:sz w:val="22"/>
-          <w:szCs w:val="22"/>
-        </w:rPr>
-      </w:pPr>
-      <w:r>
-        <w:rPr>
-          <w:rFonts w:ascii="Times New Roman" w:hAnsi="Times New Roman" w:cs="Times New Roman"/>
-          <w:sz w:val="22"/>
-          <w:szCs w:val="22"/>
-        </w:rPr>
-        <w:t>___________________________________</w:t>
-      </w:r>
-    </w:p>
-    <w:p>
-      <w:pPr>
-        <w:rPr>
-          <w:rFonts w:ascii="Times New Roman" w:hAnsi="Times New Roman" w:cs="Times New Roman"/>
-          <w:sz w:val="22"/>
-          <w:szCs w:val="22"/>
-        </w:rPr>
-      </w:pPr>
-      <w:r>
-        <w:rPr>
-          <w:rFonts w:ascii="Times New Roman" w:hAnsi="Times New Roman" w:cs="Times New Roman"/>
-          <w:sz w:val="22"/>
-          <w:szCs w:val="22"/>
-        </w:rPr>
-        <w:t>УНП ______________________________</w:t>
-      </w:r>
-    </w:p>
-    <w:p>
-      <w:pPr>
-        <w:rPr>
-          <w:rFonts w:ascii="Times New Roman" w:hAnsi="Times New Roman" w:cs="Times New Roman"/>
-          <w:sz w:val="22"/>
-          <w:szCs w:val="22"/>
-        </w:rPr>
-      </w:pPr>
-      <w:r>
-        <w:rPr>
-          <w:rFonts w:ascii="Times New Roman" w:hAnsi="Times New Roman" w:cs="Times New Roman"/>
-          <w:sz w:val="22"/>
-          <w:szCs w:val="22"/>
-        </w:rPr>
-        <w:t>Тел.   ______________________________</w:t>
-      </w:r>
-    </w:p>
-    <w:p>
-      <w:pPr>
-        <w:rPr>
-          <w:rFonts w:ascii="Times New Roman" w:hAnsi="Times New Roman" w:cs="Times New Roman"/>
-          <w:sz w:val="22"/>
-          <w:szCs w:val="22"/>
+        <w:t>Р/с</w:t>
+      </w:r>
+      <w:r>
+        <w:rPr>
+          <w:rFonts w:ascii="Times New Roman" w:hAnsi="Times New Roman" w:cs="Times New Roman"/>
+          <w:sz w:val="22"/>
+          <w:szCs w:val="22"/>
+        </w:rPr>
+        <w:t>:</w:t>
+      </w:r>
+      <w:r>
+        <w:rPr>
+          <w:rFonts w:ascii="Times New Roman" w:hAnsi="Times New Roman" w:cs="Times New Roman"/>
+          <w:sz w:val="22"/>
+          <w:szCs w:val="22"/>
+        </w:rPr>
+        <w:t xml:space="preserve"> </w:t>
+      </w:r>
+      <w:r>
+        <w:rPr>
+          <w:rFonts w:ascii="Times New Roman" w:hAnsi="Times New Roman" w:cs="Times New Roman"/>
+          <w:sz w:val="22"/>
+          <w:szCs w:val="22"/>
+        </w:rPr>
+        <w:t>{{</w:t>
+      </w:r>
+      <w:r>
+        <w:rPr>
+          <w:rFonts w:ascii="Times New Roman" w:hAnsi="Times New Roman" w:cs="Times New Roman"/>
+          <w:sz w:val="22"/>
+          <w:szCs w:val="22"/>
+          <w:lang w:val="en-US"/>
+        </w:rPr>
+        <w:t>forwarder</w:t>
+      </w:r>
+      <w:r>
+        <w:rPr>
+          <w:rFonts w:ascii="Times New Roman" w:hAnsi="Times New Roman" w:cs="Times New Roman"/>
+          <w:sz w:val="22"/>
+          <w:szCs w:val="22"/>
+        </w:rPr>
+        <w:t>_</w:t>
+      </w:r>
+      <w:proofErr w:type="spellStart"/>
+      <w:r>
+        <w:rPr>
+          <w:rFonts w:ascii="Times New Roman" w:hAnsi="Times New Roman" w:cs="Times New Roman"/>
+          <w:sz w:val="22"/>
+          <w:szCs w:val="22"/>
+          <w:lang w:val="en-US"/>
+        </w:rPr>
+        <w:t>banksNumber</w:t>
+      </w:r>
+      <w:proofErr w:type="spellEnd"/>
+      <w:r>
+        <w:rPr>
+          <w:rFonts w:ascii="Times New Roman" w:hAnsi="Times New Roman" w:cs="Times New Roman"/>
+          <w:sz w:val="22"/>
+          <w:szCs w:val="22"/>
+        </w:rPr>
+        <w:t>}}</w:t>
+      </w:r>
+    </w:p>
+    <w:p>
+      <w:pPr>
+        <w:rPr>
+          <w:rFonts w:ascii="Times New Roman" w:hAnsi="Times New Roman" w:cs="Times New Roman"/>
+          <w:sz w:val="22"/>
+          <w:szCs w:val="22"/>
+          <w:lang w:val="en-US"/>
+        </w:rPr>
+      </w:pPr>
+      <w:r>
+        <w:rPr>
+          <w:rFonts w:ascii="Times New Roman" w:hAnsi="Times New Roman" w:cs="Times New Roman"/>
+          <w:sz w:val="22"/>
+          <w:szCs w:val="22"/>
+        </w:rPr>
+        <w:t>ИНН</w:t>
+      </w:r>
+      <w:r>
+        <w:rPr>
+          <w:rFonts w:ascii="Times New Roman" w:hAnsi="Times New Roman" w:cs="Times New Roman"/>
+          <w:sz w:val="22"/>
+          <w:szCs w:val="22"/>
+          <w:lang w:val="en-US"/>
+        </w:rPr>
+        <w:t>:</w:t>
+      </w:r>
+      <w:r>
+        <w:rPr>
+          <w:rFonts w:ascii="Times New Roman" w:hAnsi="Times New Roman" w:cs="Times New Roman"/>
+          <w:sz w:val="22"/>
+          <w:szCs w:val="22"/>
+          <w:lang w:val="en-US"/>
+        </w:rPr>
+        <w:t xml:space="preserve"> </w:t>
+      </w:r>
+      <w:r>
+        <w:rPr>
+          <w:rFonts w:ascii="Times New Roman" w:hAnsi="Times New Roman" w:cs="Times New Roman"/>
+          <w:sz w:val="22"/>
+          <w:szCs w:val="22"/>
+          <w:lang w:val="en-US"/>
+        </w:rPr>
+        <w:t>{{</w:t>
+      </w:r>
+      <w:proofErr w:type="spellStart"/>
+      <w:r>
+        <w:rPr>
+          <w:rFonts w:ascii="Times New Roman" w:hAnsi="Times New Roman" w:cs="Times New Roman"/>
+          <w:sz w:val="22"/>
+          <w:szCs w:val="22"/>
+          <w:lang w:val="en-US"/>
+        </w:rPr>
+        <w:t>forwarder_inn</w:t>
+      </w:r>
+      <w:proofErr w:type="spellEnd"/>
+      <w:r>
+        <w:rPr>
+          <w:rFonts w:ascii="Times New Roman" w:hAnsi="Times New Roman" w:cs="Times New Roman"/>
+          <w:sz w:val="22"/>
+          <w:szCs w:val="22"/>
+          <w:lang w:val="en-US"/>
+        </w:rPr>
+        <w:t>}}</w:t>
+      </w:r>
+    </w:p>
+    <w:p>
+      <w:pPr>
+        <w:rPr>
+          <w:rFonts w:ascii="Times New Roman" w:hAnsi="Times New Roman" w:cs="Times New Roman"/>
+          <w:sz w:val="22"/>
+          <w:szCs w:val="22"/>
+          <w:lang w:val="en-US"/>
+        </w:rPr>
+      </w:pPr>
+      <w:r>
+        <w:rPr>
+          <w:rFonts w:ascii="Times New Roman" w:hAnsi="Times New Roman" w:cs="Times New Roman"/>
+          <w:sz w:val="22"/>
+          <w:szCs w:val="22"/>
+        </w:rPr>
+        <w:t>Тел</w:t>
+      </w:r>
+      <w:r>
+        <w:rPr>
+          <w:rFonts w:ascii="Times New Roman" w:hAnsi="Times New Roman" w:cs="Times New Roman"/>
+          <w:sz w:val="22"/>
+          <w:szCs w:val="22"/>
+          <w:lang w:val="en-US"/>
+        </w:rPr>
+        <w:t xml:space="preserve">. </w:t>
+      </w:r>
+      <w:r>
+        <w:rPr>
+          <w:rFonts w:ascii="Times New Roman" w:hAnsi="Times New Roman" w:cs="Times New Roman"/>
+          <w:sz w:val="22"/>
+          <w:szCs w:val="22"/>
+          <w:lang w:val="en-US"/>
+        </w:rPr>
+        <w:t>{{</w:t>
+      </w:r>
+      <w:proofErr w:type="spellStart"/>
+      <w:r>
+        <w:rPr>
+          <w:rFonts w:ascii="Times New Roman" w:hAnsi="Times New Roman" w:cs="Times New Roman"/>
+          <w:sz w:val="22"/>
+          <w:szCs w:val="22"/>
+          <w:lang w:val="en-US"/>
+        </w:rPr>
+        <w:t>forwarder_phone</w:t>
+      </w:r>
+      <w:proofErr w:type="spellEnd"/>
+      <w:r>
+        <w:rPr>
+          <w:rFonts w:ascii="Times New Roman" w:hAnsi="Times New Roman" w:cs="Times New Roman"/>
+          <w:sz w:val="22"/>
+          <w:szCs w:val="22"/>
+          <w:lang w:val="en-US"/>
+        </w:rPr>
+        <w:t>}}</w:t>
+      </w:r>
+    </w:p>
+    <w:p>
+      <w:pPr>
+        <w:rPr>
+          <w:rFonts w:ascii="Times New Roman" w:hAnsi="Times New Roman" w:cs="Times New Roman"/>
+          <w:sz w:val="22"/>
+          <w:szCs w:val="22"/>
+          <w:lang w:val="en-US"/>
         </w:rPr>
       </w:pPr>
       <w:r>
@@ -3489,6 +4005,7 @@
           <w:rFonts w:ascii="Times New Roman" w:hAnsi="Times New Roman" w:cs="Times New Roman"/>
           <w:sz w:val="22"/>
           <w:szCs w:val="22"/>
+          <w:lang w:val="en-US"/>
         </w:rPr>
         <w:t>-</w:t>
       </w:r>
@@ -3506,16 +4023,47 @@
           <w:rFonts w:ascii="Times New Roman" w:hAnsi="Times New Roman" w:cs="Times New Roman"/>
           <w:sz w:val="22"/>
           <w:szCs w:val="22"/>
-        </w:rPr>
-        <w:t>: _____________________________</w:t>
-      </w:r>
-    </w:p>
-    <w:p>
-      <w:pPr>
-        <w:rPr>
-          <w:rFonts w:ascii="Times New Roman" w:hAnsi="Times New Roman" w:cs="Times New Roman"/>
-          <w:sz w:val="22"/>
-          <w:szCs w:val="22"/>
+          <w:lang w:val="en-US"/>
+        </w:rPr>
+        <w:t xml:space="preserve">: </w:t>
+      </w:r>
+      <w:r>
+        <w:rPr>
+          <w:rFonts w:ascii="Times New Roman" w:hAnsi="Times New Roman" w:cs="Times New Roman"/>
+          <w:sz w:val="22"/>
+          <w:szCs w:val="22"/>
+          <w:lang w:val="en-US"/>
+        </w:rPr>
+        <w:t>{{</w:t>
+      </w:r>
+      <w:proofErr w:type="spellStart"/>
+      <w:r>
+        <w:rPr>
+          <w:rFonts w:ascii="Times New Roman" w:hAnsi="Times New Roman" w:cs="Times New Roman"/>
+          <w:sz w:val="22"/>
+          <w:szCs w:val="22"/>
+          <w:lang w:val="en-US"/>
+        </w:rPr>
+        <w:t>forwarder_email</w:t>
+      </w:r>
+      <w:proofErr w:type="spellEnd"/>
+      <w:r>
+        <w:rPr>
+          <w:rFonts w:ascii="Times New Roman" w:hAnsi="Times New Roman" w:cs="Times New Roman"/>
+          <w:sz w:val="22"/>
+          <w:szCs w:val="22"/>
+          <w:lang w:val="en-US"/>
+        </w:rPr>
+        <w:t>}}</w:t>
+      </w:r>
+    </w:p>
+    <w:p>
+      <w:pPr>
+        <w:rPr>
+          <w:rFonts w:ascii="Times New Roman" w:hAnsi="Times New Roman" w:cs="Times New Roman"/>
+          <w:sz w:val="22"/>
+          <w:szCs w:val="22"/>
+          <w:lang w:val="en-US"/>
         </w:rPr>
       </w:pPr>
     </w:p>
@@ -3528,6 +4076,7 @@
           <w:b/>
           <w:sz w:val="24"/>
           <w:szCs w:val="24"/>
+          <w:lang w:val="en-US"/>
         </w:rPr>
       </w:pPr>
     </w:p>
@@ -3540,6 +4089,7 @@
           <w:b/>
           <w:sz w:val="24"/>
           <w:szCs w:val="24"/>
+          <w:lang w:val="en-US"/>
         </w:rPr>
       </w:pPr>
     </w:p>
@@ -3552,6 +4102,7 @@
           <w:b/>
           <w:sz w:val="24"/>
           <w:szCs w:val="24"/>
+          <w:lang w:val="en-US"/>
         </w:rPr>
       </w:pPr>
     </w:p>
@@ -3564,6 +4115,7 @@
           <w:b/>
           <w:sz w:val="24"/>
           <w:szCs w:val="24"/>
+          <w:lang w:val="en-US"/>
         </w:rPr>
       </w:pPr>
     </w:p>
@@ -3576,6 +4128,7 @@
           <w:b/>
           <w:sz w:val="24"/>
           <w:szCs w:val="24"/>
+          <w:lang w:val="en-US"/>
         </w:rPr>
       </w:pPr>
     </w:p>
@@ -3588,6 +4141,7 @@
           <w:b/>
           <w:sz w:val="24"/>
           <w:szCs w:val="24"/>
+          <w:lang w:val="en-US"/>
         </w:rPr>
       </w:pPr>
     </w:p>
@@ -3600,6 +4154,7 @@
           <w:b/>
           <w:sz w:val="24"/>
           <w:szCs w:val="24"/>
+          <w:lang w:val="en-US"/>
         </w:rPr>
       </w:pPr>
     </w:p>
@@ -3612,6 +4167,7 @@
           <w:b/>
           <w:sz w:val="24"/>
           <w:szCs w:val="24"/>
+          <w:lang w:val="en-US"/>
         </w:rPr>
       </w:pPr>
     </w:p>
@@ -3624,6 +4180,7 @@
           <w:b/>
           <w:sz w:val="24"/>
           <w:szCs w:val="24"/>
+          <w:lang w:val="en-US"/>
         </w:rPr>
       </w:pPr>
     </w:p>
@@ -3636,6 +4193,7 @@
           <w:b/>
           <w:sz w:val="24"/>
           <w:szCs w:val="24"/>
+          <w:lang w:val="en-US"/>
         </w:rPr>
       </w:pPr>
     </w:p>
@@ -3648,6 +4206,7 @@
           <w:b/>
           <w:sz w:val="24"/>
           <w:szCs w:val="24"/>
+          <w:lang w:val="en-US"/>
         </w:rPr>
       </w:pPr>
     </w:p>
@@ -3660,6 +4219,7 @@
           <w:b/>
           <w:sz w:val="24"/>
           <w:szCs w:val="24"/>
+          <w:lang w:val="en-US"/>
         </w:rPr>
         <w:sectPr>
           <w:type w:val="continuous"/>
@@ -3680,14 +4240,16 @@
           <w:rFonts w:ascii="Times New Roman" w:hAnsi="Times New Roman" w:cs="Times New Roman"/>
           <w:sz w:val="24"/>
           <w:szCs w:val="24"/>
-        </w:rPr>
-      </w:pPr>
-      <w:r>
-        <w:rPr>
-          <w:rFonts w:ascii="Times New Roman" w:hAnsi="Times New Roman" w:cs="Times New Roman"/>
-          <w:sz w:val="24"/>
-          <w:szCs w:val="24"/>
-        </w:rPr>
+          <w:lang w:val="en-US"/>
+        </w:rPr>
+      </w:pPr>
+      <w:r>
+        <w:rPr>
+          <w:rFonts w:ascii="Times New Roman" w:hAnsi="Times New Roman" w:cs="Times New Roman"/>
+          <w:sz w:val="24"/>
+          <w:szCs w:val="24"/>
+        </w:rPr>
+        <w:lastRenderedPageBreak/>
         <w:t>Приложение</w:t>
       </w:r>
       <w:r>
@@ -3695,25 +4257,45 @@
           <w:rFonts w:ascii="Times New Roman" w:hAnsi="Times New Roman" w:cs="Times New Roman"/>
           <w:sz w:val="24"/>
           <w:szCs w:val="24"/>
-        </w:rPr>
-        <w:t xml:space="preserve"> №1</w:t>
-      </w:r>
-      <w:r>
-        <w:rPr>
-          <w:rFonts w:ascii="Times New Roman" w:hAnsi="Times New Roman" w:cs="Times New Roman"/>
-          <w:sz w:val="24"/>
-          <w:szCs w:val="24"/>
-        </w:rPr>
-        <w:t xml:space="preserve"> к договору № </w:t>
-      </w:r>
-      <w:r>
-        <w:rPr>
-          <w:rFonts w:ascii="Times New Roman" w:hAnsi="Times New Roman" w:cs="Times New Roman"/>
-          <w:sz w:val="24"/>
-          <w:szCs w:val="24"/>
-        </w:rPr>
-        <w:t>{{</w:t>
-      </w:r>
+          <w:lang w:val="en-US"/>
+        </w:rPr>
+        <w:t xml:space="preserve"> №1 </w:t>
+      </w:r>
+      <w:r>
+        <w:rPr>
+          <w:rFonts w:ascii="Times New Roman" w:hAnsi="Times New Roman" w:cs="Times New Roman"/>
+          <w:sz w:val="24"/>
+          <w:szCs w:val="24"/>
+        </w:rPr>
+        <w:t>к</w:t>
+      </w:r>
+      <w:r>
+        <w:rPr>
+          <w:rFonts w:ascii="Times New Roman" w:hAnsi="Times New Roman" w:cs="Times New Roman"/>
+          <w:sz w:val="24"/>
+          <w:szCs w:val="24"/>
+          <w:lang w:val="en-US"/>
+        </w:rPr>
+        <w:t xml:space="preserve"> </w:t>
+      </w:r>
+      <w:r>
+        <w:rPr>
+          <w:rFonts w:ascii="Times New Roman" w:hAnsi="Times New Roman" w:cs="Times New Roman"/>
+          <w:sz w:val="24"/>
+          <w:szCs w:val="24"/>
+        </w:rPr>
+        <w:t>договору</w:t>
+      </w:r>
+      <w:r>
+        <w:rPr>
+          <w:rFonts w:ascii="Times New Roman" w:hAnsi="Times New Roman" w:cs="Times New Roman"/>
+          <w:sz w:val="24"/>
+          <w:szCs w:val="24"/>
+          <w:lang w:val="en-US"/>
+        </w:rPr>
+        <w:t xml:space="preserve"> № {{</w:t>
+      </w:r>
+      <w:proofErr w:type="spellStart"/>
       <w:r>
         <w:rPr>
           <w:rFonts w:ascii="Times New Roman" w:hAnsi="Times New Roman" w:cs="Times New Roman"/>
@@ -3728,6 +4310,7 @@
           <w:rFonts w:ascii="Times New Roman" w:hAnsi="Times New Roman" w:cs="Times New Roman"/>
           <w:sz w:val="24"/>
           <w:szCs w:val="24"/>
+          <w:lang w:val="en-US"/>
         </w:rPr>
         <w:t>_</w:t>
       </w:r>
@@ -3740,11 +4323,13 @@
         </w:rPr>
         <w:t>id</w:t>
       </w:r>
-      <w:r>
-        <w:rPr>
-          <w:rFonts w:ascii="Times New Roman" w:hAnsi="Times New Roman" w:cs="Times New Roman"/>
-          <w:sz w:val="24"/>
-          <w:szCs w:val="24"/>
+      <w:proofErr w:type="spellEnd"/>
+      <w:r>
+        <w:rPr>
+          <w:rFonts w:ascii="Times New Roman" w:hAnsi="Times New Roman" w:cs="Times New Roman"/>
+          <w:sz w:val="24"/>
+          <w:szCs w:val="24"/>
+          <w:lang w:val="en-US"/>
         </w:rPr>
         <w:t>}}</w:t>
       </w:r>
@@ -3817,33 +4402,76 @@
           <w:rFonts w:ascii="Times New Roman" w:hAnsi="Times New Roman" w:cs="Times New Roman"/>
           <w:sz w:val="22"/>
           <w:szCs w:val="22"/>
-        </w:rPr>
-      </w:pPr>
-      <w:r>
-        <w:rPr>
-          <w:rFonts w:ascii="Times New Roman" w:hAnsi="Times New Roman" w:cs="Times New Roman"/>
-          <w:sz w:val="22"/>
-          <w:szCs w:val="22"/>
-        </w:rPr>
-        <w:t xml:space="preserve">г.________________                                                                                </w:t>
-      </w:r>
-      <w:proofErr w:type="gramStart"/>
-      <w:r>
-        <w:rPr>
-          <w:rFonts w:ascii="Times New Roman" w:hAnsi="Times New Roman" w:cs="Times New Roman"/>
-          <w:sz w:val="22"/>
-          <w:szCs w:val="22"/>
-        </w:rPr>
-        <w:t xml:space="preserve">   «</w:t>
-      </w:r>
-      <w:proofErr w:type="gramEnd"/>
-      <w:r>
-        <w:rPr>
-          <w:rFonts w:ascii="Times New Roman" w:hAnsi="Times New Roman" w:cs="Times New Roman"/>
-          <w:sz w:val="22"/>
-          <w:szCs w:val="22"/>
-        </w:rPr>
-        <w:t>___» ___________ 20__ г.</w:t>
+          <w:lang w:val="en-US"/>
+        </w:rPr>
+      </w:pPr>
+      <w:r>
+        <w:rPr>
+          <w:rFonts w:ascii="Times New Roman" w:hAnsi="Times New Roman" w:cs="Times New Roman"/>
+          <w:sz w:val="22"/>
+          <w:szCs w:val="22"/>
+        </w:rPr>
+        <w:t>г</w:t>
+      </w:r>
+      <w:r>
+        <w:rPr>
+          <w:rFonts w:ascii="Times New Roman" w:hAnsi="Times New Roman" w:cs="Times New Roman"/>
+          <w:sz w:val="22"/>
+          <w:szCs w:val="22"/>
+          <w:lang w:val="en-US"/>
+        </w:rPr>
+        <w:t>.</w:t>
+      </w:r>
+      <w:r>
+        <w:rPr>
+          <w:rFonts w:ascii="Times New Roman" w:hAnsi="Times New Roman" w:cs="Times New Roman"/>
+          <w:sz w:val="22"/>
+          <w:szCs w:val="22"/>
+          <w:lang w:val="en-US"/>
+        </w:rPr>
+        <w:t xml:space="preserve"> </w:t>
+      </w:r>
+      <w:r>
+        <w:rPr>
+          <w:rFonts w:ascii="Times New Roman" w:hAnsi="Times New Roman" w:cs="Times New Roman"/>
+          <w:sz w:val="22"/>
+          <w:szCs w:val="22"/>
+        </w:rPr>
+        <w:t>Минск</w:t>
+      </w:r>
+      <w:r>
+        <w:rPr>
+          <w:rFonts w:ascii="Times New Roman" w:hAnsi="Times New Roman" w:cs="Times New Roman"/>
+          <w:sz w:val="22"/>
+          <w:szCs w:val="22"/>
+          <w:lang w:val="en-US"/>
+        </w:rPr>
+        <w:t xml:space="preserve">                                                                                  </w:t>
+      </w:r>
+      <w:r>
+        <w:rPr>
+          <w:rFonts w:ascii="Times New Roman" w:hAnsi="Times New Roman" w:cs="Times New Roman"/>
+          <w:sz w:val="22"/>
+          <w:szCs w:val="22"/>
+        </w:rPr>
+        <w:tab/>
+      </w:r>
+      <w:r>
+        <w:rPr>
+          <w:rFonts w:ascii="Times New Roman" w:hAnsi="Times New Roman" w:cs="Times New Roman"/>
+          <w:sz w:val="22"/>
+          <w:szCs w:val="22"/>
+        </w:rPr>
+        <w:t>«___» ___________ 20__ г</w:t>
+      </w:r>
+      <w:r>
+        <w:rPr>
+          <w:rFonts w:ascii="Times New Roman" w:hAnsi="Times New Roman" w:cs="Times New Roman"/>
+          <w:sz w:val="22"/>
+          <w:szCs w:val="22"/>
+          <w:lang w:val="en-US"/>
+        </w:rPr>
+        <w:t>.</w:t>
       </w:r>
     </w:p>
     <w:p>
@@ -3854,6 +4482,7 @@
           <w:rFonts w:ascii="Times New Roman" w:hAnsi="Times New Roman" w:cs="Times New Roman"/>
           <w:sz w:val="22"/>
           <w:szCs w:val="22"/>
+          <w:lang w:val="en-US"/>
         </w:rPr>
       </w:pPr>
     </w:p>
@@ -4523,6 +5152,25 @@
 </w:document>
 </file>
 
+<file path=word/endnotes.xml><?xml version="1.0" encoding="utf-8"?>
+<w:endnotes xmlns:wpc="http://schemas.microsoft.com/office/word/2010/wordprocessingCanvas" xmlns:cx="http://schemas.microsoft.com/office/drawing/2014/chartex" xmlns:cx1="http://schemas.microsoft.com/office/drawing/2015/9/8/chartex" xmlns:cx2="http://schemas.microsoft.com/office/drawing/2015/10/21/chartex" xmlns:cx3="http://schemas.microsoft.com/office/drawing/2016/5/9/chartex" xmlns:cx4="http://schemas.microsoft.com/office/drawing/2016/5/10/chartex" xmlns:cx5="http://schemas.microsoft.com/office/drawing/2016/5/11/chartex" xmlns:cx6="http://schemas.microsoft.com/office/drawing/2016/5/12/chartex" xmlns:cx7="http://schemas.microsoft.com/office/drawing/2016/5/13/chartex" xmlns:cx8="http://schemas.microsoft.com/office/drawing/2016/5/14/chartex" xmlns:mc="http://schemas.openxmlformats.org/markup-compatibility/2006" xmlns:aink="http://schemas.microsoft.com/office/drawing/2016/ink" xmlns:am3d="http://schemas.microsoft.com/office/drawing/2017/model3d" xmlns:o="urn:schemas-microsoft-com:office:office" xmlns:r="http://schemas.openxmlformats.org/officeDocument/2006/relationships" xmlns:m="http://schemas.openxmlformats.org/officeDocument/2006/math" xmlns:v="urn:schemas-microsoft-com:vml" xmlns:wp14="http://schemas.microsoft.com/office/word/2010/wordprocessingDrawing" xmlns:wp="http://schemas.openxmlformats.org/drawingml/2006/wordprocessingDrawing" xmlns:w10="urn:schemas-microsoft-com:office:word" xmlns:w="http://schemas.openxmlformats.org/wordprocessingml/2006/main" xmlns:w14="http://schemas.microsoft.com/office/word/2010/wordml" xmlns:w15="http://schemas.microsoft.com/office/word/2012/wordml" xmlns:w16cex="http://schemas.microsoft.com/office/word/2018/wordml/cex" xmlns:w16cid="http://schemas.microsoft.com/office/word/2016/wordml/cid" xmlns:w16="http://schemas.microsoft.com/office/word/2018/wordml" xmlns:w16sdtdh="http://schemas.microsoft.com/office/word/2020/wordml/sdtdatahash" xmlns:w16se="http://schemas.microsoft.com/office/word/2015/wordml/symex" xmlns:wpg="http://schemas.microsoft.com/office/word/2010/wordprocessingGroup" xmlns:wpi="http://schemas.microsoft.com/office/word/2010/wordprocessingInk" xmlns:wne="http://schemas.microsoft.com/office/word/2006/wordml" xmlns:wps="http://schemas.microsoft.com/office/word/2010/wordprocessingShape" mc:Ignorable="w14 w15 w16se w16cid w16 w16cex w16sdtdh wp14">
+  <w:endnote w:type="separator" w:id="-1">
+    <w:p>
+      <w:r>
+        <w:separator/>
+      </w:r>
+    </w:p>
+  </w:endnote>
+  <w:endnote w:type="continuationSeparator" w:id="0">
+    <w:p>
+      <w:r>
+        <w:continuationSeparator/>
+      </w:r>
+    </w:p>
+  </w:endnote>
+</w:endnotes>
+</file>
+
 <file path=word/footer1.xml><?xml version="1.0" encoding="utf-8"?>
 <w:ftr xmlns:wpc="http://schemas.microsoft.com/office/word/2010/wordprocessingCanvas" xmlns:cx="http://schemas.microsoft.com/office/drawing/2014/chartex" xmlns:cx1="http://schemas.microsoft.com/office/drawing/2015/9/8/chartex" xmlns:cx2="http://schemas.microsoft.com/office/drawing/2015/10/21/chartex" xmlns:cx3="http://schemas.microsoft.com/office/drawing/2016/5/9/chartex" xmlns:cx4="http://schemas.microsoft.com/office/drawing/2016/5/10/chartex" xmlns:cx5="http://schemas.microsoft.com/office/drawing/2016/5/11/chartex" xmlns:cx6="http://schemas.microsoft.com/office/drawing/2016/5/12/chartex" xmlns:cx7="http://schemas.microsoft.com/office/drawing/2016/5/13/chartex" xmlns:cx8="http://schemas.microsoft.com/office/drawing/2016/5/14/chartex" xmlns:mc="http://schemas.openxmlformats.org/markup-compatibility/2006" xmlns:aink="http://schemas.microsoft.com/office/drawing/2016/ink" xmlns:am3d="http://schemas.microsoft.com/office/drawing/2017/model3d" xmlns:o="urn:schemas-microsoft-com:office:office" xmlns:r="http://schemas.openxmlformats.org/officeDocument/2006/relationships" xmlns:m="http://schemas.openxmlformats.org/officeDocument/2006/math" xmlns:v="urn:schemas-microsoft-com:vml" xmlns:wp14="http://schemas.microsoft.com/office/word/2010/wordprocessingDrawing" xmlns:wp="http://schemas.openxmlformats.org/drawingml/2006/wordprocessingDrawing" xmlns:w10="urn:schemas-microsoft-com:office:word" xmlns:w="http://schemas.openxmlformats.org/wordprocessingml/2006/main" xmlns:w14="http://schemas.microsoft.com/office/word/2010/wordml" xmlns:w15="http://schemas.microsoft.com/office/word/2012/wordml" xmlns:w16cex="http://schemas.microsoft.com/office/word/2018/wordml/cex" xmlns:w16cid="http://schemas.microsoft.com/office/word/2016/wordml/cid" xmlns:w16="http://schemas.microsoft.com/office/word/2018/wordml" xmlns:w16sdtdh="http://schemas.microsoft.com/office/word/2020/wordml/sdtdatahash" xmlns:w16se="http://schemas.microsoft.com/office/word/2015/wordml/symex" xmlns:wpg="http://schemas.microsoft.com/office/word/2010/wordprocessingGroup" xmlns:wpi="http://schemas.microsoft.com/office/word/2010/wordprocessingInk" xmlns:wne="http://schemas.microsoft.com/office/word/2006/wordml" xmlns:wps="http://schemas.microsoft.com/office/word/2010/wordprocessingShape" mc:Ignorable="w14 w15 w16se w16cid w16 w16cex w16sdtdh wp14">
   <w:p>
@@ -4584,9 +5232,8 @@
         <w:sz w:val="18"/>
         <w:szCs w:val="18"/>
       </w:rPr>
-      <w:t xml:space="preserve">   </w:t>
-    </w:r>
-    <w:proofErr w:type="gramEnd"/>
+      <w:t xml:space="preserve">  </w:t>
+    </w:r>
     <w:r>
       <w:rPr>
         <w:rFonts w:ascii="Times New Roman" w:hAnsi="Times New Roman" w:cs="Times New Roman"/>
@@ -4594,9 +5241,9 @@
         <w:sz w:val="18"/>
         <w:szCs w:val="18"/>
       </w:rPr>
-      <w:t xml:space="preserve">ООО </w:t>
-    </w:r>
-    <w:proofErr w:type="spellStart"/>
+      <w:t>ООО</w:t>
+    </w:r>
+    <w:proofErr w:type="gramEnd"/>
     <w:r>
       <w:rPr>
         <w:rFonts w:ascii="Times New Roman" w:hAnsi="Times New Roman" w:cs="Times New Roman"/>
@@ -4604,7 +5251,7 @@
         <w:sz w:val="18"/>
         <w:szCs w:val="18"/>
       </w:rPr>
-      <w:t>Ма</w:t>
+      <w:t xml:space="preserve"> Малекс </w:t>
     </w:r>
     <w:r>
       <w:rPr>
@@ -4613,44 +5260,7 @@
         <w:sz w:val="18"/>
         <w:szCs w:val="18"/>
       </w:rPr>
-      <w:t>лекс</w:t>
-    </w:r>
-    <w:proofErr w:type="spellEnd"/>
-    <w:r>
-      <w:rPr>
-        <w:rFonts w:ascii="Times New Roman" w:hAnsi="Times New Roman" w:cs="Times New Roman"/>
-        <w:b/>
-        <w:sz w:val="18"/>
-        <w:szCs w:val="18"/>
-      </w:rPr>
-      <w:t xml:space="preserve"> </w:t>
-    </w:r>
-    <w:r>
-      <w:rPr>
-        <w:rFonts w:ascii="Times New Roman" w:hAnsi="Times New Roman" w:cs="Times New Roman"/>
-        <w:b/>
-        <w:sz w:val="18"/>
-        <w:szCs w:val="18"/>
-      </w:rPr>
-      <w:t xml:space="preserve">            </w:t>
-    </w:r>
-    <w:r>
-      <w:rPr>
-        <w:rFonts w:ascii="Times New Roman" w:hAnsi="Times New Roman" w:cs="Times New Roman"/>
-        <w:b/>
-        <w:sz w:val="18"/>
-        <w:szCs w:val="18"/>
-      </w:rPr>
-      <w:t xml:space="preserve">                                                                              </w:t>
-    </w:r>
-    <w:r>
-      <w:rPr>
-        <w:rFonts w:ascii="Times New Roman" w:hAnsi="Times New Roman" w:cs="Times New Roman"/>
-        <w:b/>
-        <w:sz w:val="18"/>
-        <w:szCs w:val="18"/>
-      </w:rPr>
-      <w:t xml:space="preserve"> </w:t>
+      <w:t xml:space="preserve">                                                                                           </w:t>
     </w:r>
     <w:r>
       <w:rPr>
@@ -4681,18 +5291,7 @@
         <w:u w:val="single"/>
         <w:lang w:val="en-US"/>
       </w:rPr>
-      <w:t>C</w:t>
-    </w:r>
-    <w:r>
-      <w:rPr>
-        <w:rFonts w:ascii="Times New Roman" w:hAnsi="Times New Roman" w:cs="Times New Roman"/>
-        <w:b/>
-        <w:sz w:val="18"/>
-        <w:szCs w:val="18"/>
-        <w:u w:val="single"/>
-        <w:lang w:val="en-US"/>
-      </w:rPr>
-      <w:t>ustomer</w:t>
+      <w:t>Customer</w:t>
     </w:r>
     <w:r>
       <w:rPr>
@@ -4867,7 +5466,7 @@
         <w:sz w:val="16"/>
         <w:szCs w:val="16"/>
       </w:rPr>
-      <w:t xml:space="preserve">подпись)     </w:t>
+      <w:t>подпись)       (расшифровка)</w:t>
     </w:r>
     <w:r>
       <w:rPr>
@@ -4875,7 +5474,8 @@
         <w:sz w:val="16"/>
         <w:szCs w:val="16"/>
       </w:rPr>
-      <w:t xml:space="preserve">  (расшифровка)</w:t>
+      <w:tab/>
+      <w:t xml:space="preserve">         (должность)</w:t>
     </w:r>
     <w:r>
       <w:rPr>
@@ -4884,24 +5484,7 @@
         <w:szCs w:val="16"/>
       </w:rPr>
       <w:tab/>
-      <w:t xml:space="preserve">         (должность)</w:t>
-    </w:r>
-    <w:r>
-      <w:rPr>
-        <w:rFonts w:ascii="Times New Roman" w:hAnsi="Times New Roman" w:cs="Times New Roman"/>
-        <w:sz w:val="16"/>
-        <w:szCs w:val="16"/>
-      </w:rPr>
-      <w:tab/>
-      <w:t xml:space="preserve">                           (</w:t>
-    </w:r>
-    <w:r>
-      <w:rPr>
-        <w:rFonts w:ascii="Times New Roman" w:hAnsi="Times New Roman" w:cs="Times New Roman"/>
-        <w:sz w:val="16"/>
-        <w:szCs w:val="16"/>
-      </w:rPr>
-      <w:t xml:space="preserve">подпись)       (расшифровка)                </w:t>
+      <w:t xml:space="preserve">                           (подпись)       (расшифровка)                </w:t>
     </w:r>
   </w:p>
   <w:p>
@@ -5033,6 +5616,25 @@
     </w:pPr>
   </w:p>
 </w:ftr>
+</file>
+
+<file path=word/footnotes.xml><?xml version="1.0" encoding="utf-8"?>
+<w:footnotes xmlns:wpc="http://schemas.microsoft.com/office/word/2010/wordprocessingCanvas" xmlns:cx="http://schemas.microsoft.com/office/drawing/2014/chartex" xmlns:cx1="http://schemas.microsoft.com/office/drawing/2015/9/8/chartex" xmlns:cx2="http://schemas.microsoft.com/office/drawing/2015/10/21/chartex" xmlns:cx3="http://schemas.microsoft.com/office/drawing/2016/5/9/chartex" xmlns:cx4="http://schemas.microsoft.com/office/drawing/2016/5/10/chartex" xmlns:cx5="http://schemas.microsoft.com/office/drawing/2016/5/11/chartex" xmlns:cx6="http://schemas.microsoft.com/office/drawing/2016/5/12/chartex" xmlns:cx7="http://schemas.microsoft.com/office/drawing/2016/5/13/chartex" xmlns:cx8="http://schemas.microsoft.com/office/drawing/2016/5/14/chartex" xmlns:mc="http://schemas.openxmlformats.org/markup-compatibility/2006" xmlns:aink="http://schemas.microsoft.com/office/drawing/2016/ink" xmlns:am3d="http://schemas.microsoft.com/office/drawing/2017/model3d" xmlns:o="urn:schemas-microsoft-com:office:office" xmlns:r="http://schemas.openxmlformats.org/officeDocument/2006/relationships" xmlns:m="http://schemas.openxmlformats.org/officeDocument/2006/math" xmlns:v="urn:schemas-microsoft-com:vml" xmlns:wp14="http://schemas.microsoft.com/office/word/2010/wordprocessingDrawing" xmlns:wp="http://schemas.openxmlformats.org/drawingml/2006/wordprocessingDrawing" xmlns:w10="urn:schemas-microsoft-com:office:word" xmlns:w="http://schemas.openxmlformats.org/wordprocessingml/2006/main" xmlns:w14="http://schemas.microsoft.com/office/word/2010/wordml" xmlns:w15="http://schemas.microsoft.com/office/word/2012/wordml" xmlns:w16cex="http://schemas.microsoft.com/office/word/2018/wordml/cex" xmlns:w16cid="http://schemas.microsoft.com/office/word/2016/wordml/cid" xmlns:w16="http://schemas.microsoft.com/office/word/2018/wordml" xmlns:w16sdtdh="http://schemas.microsoft.com/office/word/2020/wordml/sdtdatahash" xmlns:w16se="http://schemas.microsoft.com/office/word/2015/wordml/symex" xmlns:wpg="http://schemas.microsoft.com/office/word/2010/wordprocessingGroup" xmlns:wpi="http://schemas.microsoft.com/office/word/2010/wordprocessingInk" xmlns:wne="http://schemas.microsoft.com/office/word/2006/wordml" xmlns:wps="http://schemas.microsoft.com/office/word/2010/wordprocessingShape" mc:Ignorable="w14 w15 w16se w16cid w16 w16cex w16sdtdh wp14">
+  <w:footnote w:type="separator" w:id="-1">
+    <w:p>
+      <w:r>
+        <w:separator/>
+      </w:r>
+    </w:p>
+  </w:footnote>
+  <w:footnote w:type="continuationSeparator" w:id="0">
+    <w:p>
+      <w:r>
+        <w:continuationSeparator/>
+      </w:r>
+    </w:p>
+  </w:footnote>
+</w:footnotes>
 </file>
 
 <file path=word/header1.xml><?xml version="1.0" encoding="utf-8"?>
@@ -5056,7 +5658,95 @@
         <w:sz w:val="16"/>
         <w:szCs w:val="16"/>
       </w:rPr>
-      <w:t xml:space="preserve">                                   </w:t>
+      <w:t xml:space="preserve">                                                                                                                                                                                                                                                                                          Тел. </w:t>
+    </w:r>
+    <w:r>
+      <w:rPr>
+        <w:rFonts w:ascii="Impact" w:hAnsi="Impact" w:cs="Times New Roman"/>
+      </w:rPr>
+      <w:t>+375 (29) 6</w:t>
+    </w:r>
+    <w:r>
+      <w:rPr>
+        <w:rFonts w:ascii="Impact" w:hAnsi="Impact" w:cs="Times New Roman"/>
+      </w:rPr>
+      <w:t>43</w:t>
+    </w:r>
+    <w:r>
+      <w:rPr>
+        <w:rFonts w:ascii="Impact" w:hAnsi="Impact" w:cs="Times New Roman"/>
+      </w:rPr>
+      <w:t>-</w:t>
+    </w:r>
+    <w:r>
+      <w:rPr>
+        <w:rFonts w:ascii="Impact" w:hAnsi="Impact" w:cs="Times New Roman"/>
+      </w:rPr>
+      <w:t>60</w:t>
+    </w:r>
+    <w:r>
+      <w:rPr>
+        <w:rFonts w:ascii="Impact" w:hAnsi="Impact" w:cs="Times New Roman"/>
+      </w:rPr>
+      <w:t>-</w:t>
+    </w:r>
+    <w:r>
+      <w:rPr>
+        <w:rFonts w:ascii="Impact" w:hAnsi="Impact" w:cs="Times New Roman"/>
+      </w:rPr>
+      <w:t>30</w:t>
+    </w:r>
+    <w:r>
+      <w:rPr>
+        <w:rFonts w:ascii="Impact" w:hAnsi="Impact" w:cs="Times New Roman"/>
+      </w:rPr>
+      <w:t xml:space="preserve">                                                                                                                                                                                             </w:t>
+    </w:r>
+    <w:r>
+      <w:rPr>
+        <w:rFonts w:ascii="Calibri" w:hAnsi="Calibri" w:cs="Times New Roman"/>
+        <w:sz w:val="22"/>
+        <w:szCs w:val="22"/>
+      </w:rPr>
+      <w:t xml:space="preserve"> </w:t>
+    </w:r>
+    <w:r>
+      <w:rPr>
+        <w:rFonts w:ascii="Impact" w:hAnsi="Impact" w:cs="Times New Roman"/>
+      </w:rPr>
+      <w:t xml:space="preserve">Общество с ограниченной ответственностью </w:t>
+    </w:r>
+    <w:r>
+      <w:rPr>
+        <w:rFonts w:ascii="Impact" w:hAnsi="Impact" w:cs="Times New Roman"/>
+      </w:rPr>
+      <w:t>“</w:t>
+    </w:r>
+    <w:proofErr w:type="spellStart"/>
+    <w:r>
+      <w:rPr>
+        <w:rFonts w:ascii="Impact" w:hAnsi="Impact" w:cs="Times New Roman"/>
+      </w:rPr>
+      <w:t>Малекс</w:t>
+    </w:r>
+    <w:proofErr w:type="spellEnd"/>
+    <w:r>
+      <w:rPr>
+        <w:rFonts w:ascii="Impact" w:hAnsi="Impact" w:cs="Times New Roman"/>
+      </w:rPr>
+      <w:t>”</w:t>
+    </w:r>
+    <w:r>
+      <w:rPr>
+        <w:rFonts w:ascii="Impact" w:hAnsi="Impact" w:cs="Times New Roman"/>
+      </w:rPr>
+      <w:t>.</w:t>
+    </w:r>
+    <w:r>
+      <w:rPr>
+        <w:rFonts w:ascii="Calibri" w:hAnsi="Calibri" w:cs="Times New Roman"/>
+      </w:rPr>
+      <w:t xml:space="preserve">        </w:t>
     </w:r>
     <w:r>
       <w:rPr>
@@ -5064,7 +5754,13 @@
         <w:sz w:val="16"/>
         <w:szCs w:val="16"/>
       </w:rPr>
-      <w:t xml:space="preserve">                                                                                                                                                                           </w:t>
+      <w:t xml:space="preserve">                                                           </w:t>
+    </w:r>
+    <w:r>
+      <w:rPr>
+        <w:rFonts w:ascii="Impact" w:hAnsi="Impact" w:cs="Times New Roman"/>
+      </w:rPr>
+      <w:t xml:space="preserve">        </w:t>
     </w:r>
     <w:r>
       <w:rPr>
@@ -5072,140 +5768,6 @@
         <w:sz w:val="16"/>
         <w:szCs w:val="16"/>
       </w:rPr>
-      <w:t xml:space="preserve">                                                                            Тел. </w:t>
-    </w:r>
-    <w:r>
-      <w:rPr>
-        <w:rFonts w:ascii="Impact" w:hAnsi="Impact" w:cs="Times New Roman"/>
-      </w:rPr>
-      <w:t>+375</w:t>
-    </w:r>
-    <w:r>
-      <w:rPr>
-        <w:rFonts w:ascii="Impact" w:hAnsi="Impact" w:cs="Times New Roman"/>
-      </w:rPr>
-      <w:t xml:space="preserve"> (29) 6</w:t>
-    </w:r>
-    <w:r>
-      <w:rPr>
-        <w:rFonts w:ascii="Impact" w:hAnsi="Impact" w:cs="Times New Roman"/>
-      </w:rPr>
-      <w:t>43</w:t>
-    </w:r>
-    <w:r>
-      <w:rPr>
-        <w:rFonts w:ascii="Impact" w:hAnsi="Impact" w:cs="Times New Roman"/>
-      </w:rPr>
-      <w:t>-</w:t>
-    </w:r>
-    <w:r>
-      <w:rPr>
-        <w:rFonts w:ascii="Impact" w:hAnsi="Impact" w:cs="Times New Roman"/>
-      </w:rPr>
-      <w:t>60</w:t>
-    </w:r>
-    <w:r>
-      <w:rPr>
-        <w:rFonts w:ascii="Impact" w:hAnsi="Impact" w:cs="Times New Roman"/>
-      </w:rPr>
-      <w:t>-</w:t>
-    </w:r>
-    <w:r>
-      <w:rPr>
-        <w:rFonts w:ascii="Impact" w:hAnsi="Impact" w:cs="Times New Roman"/>
-      </w:rPr>
-      <w:t>30</w:t>
-    </w:r>
-    <w:r>
-      <w:rPr>
-        <w:rFonts w:ascii="Impact" w:hAnsi="Impact" w:cs="Times New Roman"/>
-      </w:rPr>
-      <w:t xml:space="preserve">                                                                                                                                                            </w:t>
-    </w:r>
-    <w:r>
-      <w:rPr>
-        <w:rFonts w:ascii="Impact" w:hAnsi="Impact" w:cs="Times New Roman"/>
-      </w:rPr>
-      <w:t xml:space="preserve">                                 </w:t>
-    </w:r>
-    <w:r>
-      <w:rPr>
-        <w:rFonts w:ascii="Calibri" w:hAnsi="Calibri" w:cs="Times New Roman"/>
-        <w:sz w:val="22"/>
-        <w:szCs w:val="22"/>
-      </w:rPr>
-      <w:t xml:space="preserve"> </w:t>
-    </w:r>
-    <w:r>
-      <w:rPr>
-        <w:rFonts w:ascii="Impact" w:hAnsi="Impact" w:cs="Times New Roman"/>
-      </w:rPr>
-      <w:t xml:space="preserve">Общество с ограниченной ответственностью </w:t>
-    </w:r>
-    <w:r>
-      <w:rPr>
-        <w:rFonts w:ascii="Impact" w:hAnsi="Impact" w:cs="Times New Roman"/>
-      </w:rPr>
-      <w:t>“</w:t>
-    </w:r>
-    <w:proofErr w:type="spellStart"/>
-    <w:r>
-      <w:rPr>
-        <w:rFonts w:ascii="Impact" w:hAnsi="Impact" w:cs="Times New Roman"/>
-      </w:rPr>
-      <w:t>Малекс</w:t>
-    </w:r>
-    <w:proofErr w:type="spellEnd"/>
-    <w:r>
-      <w:rPr>
-        <w:rFonts w:ascii="Impact" w:hAnsi="Impact" w:cs="Times New Roman"/>
-      </w:rPr>
-      <w:t>”</w:t>
-    </w:r>
-    <w:r>
-      <w:rPr>
-        <w:rFonts w:ascii="Impact" w:hAnsi="Impact" w:cs="Times New Roman"/>
-      </w:rPr>
-      <w:t>.</w:t>
-    </w:r>
-    <w:r>
-      <w:rPr>
-        <w:rFonts w:ascii="Calibri" w:hAnsi="Calibri" w:cs="Times New Roman"/>
-      </w:rPr>
-      <w:t xml:space="preserve"> </w:t>
-    </w:r>
-    <w:r>
-      <w:rPr>
-        <w:rFonts w:ascii="Calibri" w:hAnsi="Calibri" w:cs="Times New Roman"/>
-      </w:rPr>
-      <w:t xml:space="preserve">   </w:t>
-    </w:r>
-    <w:r>
-      <w:rPr>
-        <w:rFonts w:ascii="Calibri" w:hAnsi="Calibri" w:cs="Times New Roman"/>
-      </w:rPr>
-      <w:t xml:space="preserve">    </w:t>
-    </w:r>
-    <w:r>
-      <w:rPr>
-        <w:rFonts w:ascii="Impact" w:hAnsi="Impact" w:cs="Times New Roman"/>
-        <w:sz w:val="16"/>
-        <w:szCs w:val="16"/>
-      </w:rPr>
-      <w:t xml:space="preserve">                                                           </w:t>
-    </w:r>
-    <w:r>
-      <w:rPr>
-        <w:rFonts w:ascii="Impact" w:hAnsi="Impact" w:cs="Times New Roman"/>
-      </w:rPr>
-      <w:t xml:space="preserve">        </w:t>
-    </w:r>
-    <w:r>
-      <w:rPr>
-        <w:rFonts w:ascii="Impact" w:hAnsi="Impact" w:cs="Times New Roman"/>
-        <w:sz w:val="16"/>
-        <w:szCs w:val="16"/>
-      </w:rPr>
       <w:t xml:space="preserve"> </w:t>
     </w:r>
     <w:r>
@@ -5248,21 +5810,7 @@
         <w:rFonts w:ascii="Impact" w:hAnsi="Impact" w:cs="Tahoma"/>
         <w:lang w:val="en-US"/>
       </w:rPr>
-      <w:t>ma</w:t>
-    </w:r>
-    <w:r>
-      <w:rPr>
-        <w:rFonts w:ascii="Impact" w:hAnsi="Impact" w:cs="Tahoma"/>
-        <w:lang w:val="en-US"/>
-      </w:rPr>
-      <w:t>le</w:t>
-    </w:r>
-    <w:r>
-      <w:rPr>
-        <w:rFonts w:ascii="Impact" w:hAnsi="Impact" w:cs="Tahoma"/>
-        <w:lang w:val="en-US"/>
-      </w:rPr>
-      <w:t>ks</w:t>
+      <w:t>maleks</w:t>
     </w:r>
     <w:proofErr w:type="spellEnd"/>
     <w:r>
